--- a/public/resume/shokumu_keirekisho.docx
+++ b/public/resume/shokumu_keirekisho.docx
@@ -75,7 +75,7 @@
           <w:sz w:val="21"/>
           <w:szCs w:val="21"/>
         </w:rPr>
-        <w:t xml:space="preserve">2020年3月から2026年7月まで、カナダのGuusto Gifts Inc.にて業務委託のフロントエンドエンジニアとして勤務。React Native製モバイルアプリケーションをゼロから開発し、唯一のフロントエンド担当者として5年以上にわたりiOS／Android向けに本番リリース・運用を継続。Web、バックエンド、デザイン、プロダクトの各チームと連携しながら開発を推進し、契約終了直前の3ヶ月間は後任のブラジル人開発チームへの技術移管・トレーニングも担当した。</w:t>
+        <w:t xml:space="preserve">2020年3月から2026年6月まで、カナダのGuusto Gifts Inc.にて業務委託のフロントエンドエンジニアとして勤務。React Native製モバイルアプリケーションをゼロから開発し、唯一のフロントエンド担当者として6年以上にわたりiOS／Android向けに本番リリース・運用を継続。Web、バックエンド、デザイン、プロダクトの各チームと連携しながら開発を推進し、契約終了直前の3ヶ月間は後任のブラジル人開発チームへの技術移管・トレーニングも担当した。</w:t>
       </w:r>
     </w:p>
     <w:p>
@@ -108,7 +108,7 @@
           <w:sz w:val="21"/>
           <w:szCs w:val="21"/>
         </w:rPr>
-        <w:t xml:space="preserve">2020年3月 ～ 2026年7月　Guusto Gifts Inc.（カナダ／業務委託・リモート勤務）</w:t>
+        <w:t xml:space="preserve">2020年3月 ～ 2026年6月　Guusto Gifts Inc.（カナダ／業務委託・リモート勤務）</w:t>
       </w:r>
     </w:p>
     <w:p>
@@ -159,43 +159,43 @@
           <w:sz w:val="21"/>
           <w:szCs w:val="21"/>
         </w:rPr>
-        <w:t xml:space="preserve">唯一のフロントエンド開発者として、5年以上にわたり機能追加・保守・パフォーマンス改善を継続的に担当</w:t>
-      </w:r>
-    </w:p>
-    <w:p>
-      <w:pPr>
-        <w:pStyle w:val="ListParagraph"/>
-        <w:numPr>
-          <w:ilvl w:val="0"/>
-          <w:numId w:val="2"/>
-        </w:numPr>
-        <w:spacing w:after="80"/>
-      </w:pPr>
-      <w:r>
-        <w:rPr>
-          <w:rFonts w:ascii="Yu Gothic" w:cs="Yu Gothic" w:eastAsia="Yu Gothic" w:hAnsi="Yu Gothic"/>
-          <w:sz w:val="21"/>
-          <w:szCs w:val="21"/>
-        </w:rPr>
-        <w:t xml:space="preserve">プッシュ通知機能の設計・実装・運用</w:t>
-      </w:r>
-    </w:p>
-    <w:p>
-      <w:pPr>
-        <w:pStyle w:val="ListParagraph"/>
-        <w:numPr>
-          <w:ilvl w:val="0"/>
-          <w:numId w:val="2"/>
-        </w:numPr>
-        <w:spacing w:after="80"/>
-      </w:pPr>
-      <w:r>
-        <w:rPr>
-          <w:rFonts w:ascii="Yu Gothic" w:cs="Yu Gothic" w:eastAsia="Yu Gothic" w:hAnsi="Yu Gothic"/>
-          <w:sz w:val="21"/>
-          <w:szCs w:val="21"/>
-        </w:rPr>
-        <w:t xml:space="preserve">AWSを活用したバックエンド連携・インフラ対応</w:t>
+        <w:t xml:space="preserve">唯一のフロントエンド開発者として、6年以上にわたり機能追加・保守・パフォーマンス改善を継続的に担当</w:t>
+      </w:r>
+    </w:p>
+    <w:p>
+      <w:pPr>
+        <w:pStyle w:val="ListParagraph"/>
+        <w:numPr>
+          <w:ilvl w:val="0"/>
+          <w:numId w:val="2"/>
+        </w:numPr>
+        <w:spacing w:after="80"/>
+      </w:pPr>
+      <w:r>
+        <w:rPr>
+          <w:rFonts w:ascii="Yu Gothic" w:cs="Yu Gothic" w:eastAsia="Yu Gothic" w:hAnsi="Yu Gothic"/>
+          <w:sz w:val="21"/>
+          <w:szCs w:val="21"/>
+        </w:rPr>
+        <w:t xml:space="preserve">アプリ側（クライアントサイド）のプッシュ通知処理の実装</w:t>
+      </w:r>
+    </w:p>
+    <w:p>
+      <w:pPr>
+        <w:pStyle w:val="ListParagraph"/>
+        <w:numPr>
+          <w:ilvl w:val="0"/>
+          <w:numId w:val="2"/>
+        </w:numPr>
+        <w:spacing w:after="80"/>
+      </w:pPr>
+      <w:r>
+        <w:rPr>
+          <w:rFonts w:ascii="Yu Gothic" w:cs="Yu Gothic" w:eastAsia="Yu Gothic" w:hAnsi="Yu Gothic"/>
+          <w:sz w:val="21"/>
+          <w:szCs w:val="21"/>
+        </w:rPr>
+        <w:t xml:space="preserve">バックエンド REST API との連携</w:t>
       </w:r>
     </w:p>
     <w:p>
@@ -339,25 +339,7 @@
           <w:sz w:val="21"/>
           <w:szCs w:val="21"/>
         </w:rPr>
-        <w:t xml:space="preserve">モバイル：iOS／Android 両プラットフォームでの本番アプリ開発・リリース経験（個人で5年以上の運用経験）</w:t>
-      </w:r>
-    </w:p>
-    <w:p>
-      <w:pPr>
-        <w:pStyle w:val="ListParagraph"/>
-        <w:numPr>
-          <w:ilvl w:val="0"/>
-          <w:numId w:val="2"/>
-        </w:numPr>
-        <w:spacing w:after="80"/>
-      </w:pPr>
-      <w:r>
-        <w:rPr>
-          <w:rFonts w:ascii="Yu Gothic" w:cs="Yu Gothic" w:eastAsia="Yu Gothic" w:hAnsi="Yu Gothic"/>
-          <w:sz w:val="21"/>
-          <w:szCs w:val="21"/>
-        </w:rPr>
-        <w:t xml:space="preserve">クラウド：AWS</w:t>
+        <w:t xml:space="preserve">モバイル：iOS／Android 両プラットフォームでの本番アプリ開発・リリース経験（個人で6年以上の運用経験）</w:t>
       </w:r>
     </w:p>
     <w:p>
@@ -411,7 +393,7 @@
           <w:sz w:val="21"/>
           <w:szCs w:val="21"/>
         </w:rPr>
-        <w:t xml:space="preserve">その他：プッシュ通知実装、クロスファンクショナルチーム協業（Web・バックエンド・デザイン・プロダクト）、後任チームへの技術移管・トレーニング経験</w:t>
+        <w:t xml:space="preserve">その他：クライアントサイドのプッシュ通知実装、クロスファンクショナルチーム協業（Web・バックエンド・デザイン・プロダクト）、後任チームへの技術移管・トレーニング経験</w:t>
       </w:r>
     </w:p>
     <w:p>
@@ -462,7 +444,7 @@
           <w:sz w:val="21"/>
           <w:szCs w:val="21"/>
         </w:rPr>
-        <w:t xml:space="preserve">5年以上にわたり、スタートアップ企業のモバイルアプリ開発を一人で支えてきました。要件定義からリリース、運用保守、さらには後任チームへの技術移管まで、フロントエンド開発の全工程を主体的に推進した経験があります。Web・バックエンド・デザイン・プロダクトなど複数のチームと連携しながら開発を進めるコミュニケーション力にも自信があります。配偶者ビザを保有しており、就労ビザのスポンサーシップは不要です。奈良県在住で、大阪府内への通勤も可能です。</w:t>
+        <w:t xml:space="preserve">6年以上にわたり、スタートアップ企業のモバイルアプリ開発を一人で支えてきました。要件定義からリリース、運用保守、さらには後任チームへの技術移管まで、フロントエンド開発の全工程を主体的に推進した経験があります。Web・バックエンド・デザイン・プロダクトなど複数のチームと連携しながら開発を進めるコミュニケーション力にも自信があります。配偶者ビザを保有しており、就労ビザのスポンサーシップは不要です。奈良県在住で、大阪府内への通勤も可能です。</w:t>
       </w:r>
     </w:p>
     <w:p>

--- a/public/resume/shokumu_keirekisho.docx
+++ b/public/resume/shokumu_keirekisho.docx
@@ -28,7 +28,7 @@
           <w:sz w:val="18"/>
           <w:szCs w:val="18"/>
         </w:rPr>
-        <w:t xml:space="preserve">2026年6月30日現在</w:t>
+        <w:t xml:space="preserve">2026年7月23日現在</w:t>
       </w:r>
     </w:p>
     <w:p>
@@ -75,7 +75,7 @@
           <w:sz w:val="21"/>
           <w:szCs w:val="21"/>
         </w:rPr>
-        <w:t xml:space="preserve">2020年3月から2026年6月まで、カナダのGuusto Gifts Inc.にて業務委託のフロントエンドエンジニアとして勤務。React Native製モバイルアプリケーションをゼロから開発し、唯一のフロントエンド担当者として6年以上にわたりiOS／Android向けに本番リリース・運用を継続。Web、バックエンド、デザイン、プロダクトの各チームと連携しながら開発を推進し、契約終了直前の3ヶ月間は後任のブラジル人開発チームへの技術移管・トレーニングも担当した。</w:t>
+        <w:t xml:space="preserve">2020年3月から2026年7月まで、カナダのGuusto Gifts Inc.にて業務委託のフロントエンドエンジニアとして勤務。ユーザーが残高を保有し、ギフトカードの購入・利用やユーザー間の送金を行うトランザクション型の従業員リワードプラットフォームにおいて、React Native（React＋TypeScript）製モバイルアプリを唯一のフロントエンド担当者としてゼロから開発し、iOS／Android向けに本番リリース・運用を継続。利用者は1万人以上、クラッシュフリーセッション率99％以上、ストア評価4以上を維持した。契約終了直前の3ヶ月間は後任開発チームへの技術移管・トレーニングも担当した。</w:t>
       </w:r>
     </w:p>
     <w:p>
@@ -108,7 +108,7 @@
           <w:sz w:val="21"/>
           <w:szCs w:val="21"/>
         </w:rPr>
-        <w:t xml:space="preserve">2020年3月 ～ 2026年6月　Guusto Gifts Inc.（カナダ／業務委託・リモート勤務）</w:t>
+        <w:t xml:space="preserve">2020年3月 ～ 2026年7月　Guusto Gifts Inc.（カナダ／業務委託・リモート勤務）</w:t>
       </w:r>
     </w:p>
     <w:p>
@@ -141,133 +141,151 @@
           <w:sz w:val="21"/>
           <w:szCs w:val="21"/>
         </w:rPr>
-        <w:t xml:space="preserve">React NativeおよびTypeScriptを用いて、モバイルアプリケーションをゼロから設計・開発し、iOS App Store／Google Play Storeにて本番リリース</w:t>
-      </w:r>
-    </w:p>
-    <w:p>
-      <w:pPr>
-        <w:pStyle w:val="ListParagraph"/>
-        <w:numPr>
-          <w:ilvl w:val="0"/>
-          <w:numId w:val="2"/>
-        </w:numPr>
-        <w:spacing w:after="80"/>
-      </w:pPr>
-      <w:r>
-        <w:rPr>
-          <w:rFonts w:ascii="Yu Gothic" w:cs="Yu Gothic" w:eastAsia="Yu Gothic" w:hAnsi="Yu Gothic"/>
-          <w:sz w:val="21"/>
-          <w:szCs w:val="21"/>
-        </w:rPr>
-        <w:t xml:space="preserve">唯一のフロントエンド開発者として、6年以上にわたり機能追加・保守・パフォーマンス改善を継続的に担当</w:t>
-      </w:r>
-    </w:p>
-    <w:p>
-      <w:pPr>
-        <w:pStyle w:val="ListParagraph"/>
-        <w:numPr>
-          <w:ilvl w:val="0"/>
-          <w:numId w:val="2"/>
-        </w:numPr>
-        <w:spacing w:after="80"/>
-      </w:pPr>
-      <w:r>
-        <w:rPr>
-          <w:rFonts w:ascii="Yu Gothic" w:cs="Yu Gothic" w:eastAsia="Yu Gothic" w:hAnsi="Yu Gothic"/>
-          <w:sz w:val="21"/>
-          <w:szCs w:val="21"/>
-        </w:rPr>
-        <w:t xml:space="preserve">アプリ側（クライアントサイド）のプッシュ通知処理の実装</w:t>
-      </w:r>
-    </w:p>
-    <w:p>
-      <w:pPr>
-        <w:pStyle w:val="ListParagraph"/>
-        <w:numPr>
-          <w:ilvl w:val="0"/>
-          <w:numId w:val="2"/>
-        </w:numPr>
-        <w:spacing w:after="80"/>
-      </w:pPr>
-      <w:r>
-        <w:rPr>
-          <w:rFonts w:ascii="Yu Gothic" w:cs="Yu Gothic" w:eastAsia="Yu Gothic" w:hAnsi="Yu Gothic"/>
-          <w:sz w:val="21"/>
-          <w:szCs w:val="21"/>
-        </w:rPr>
-        <w:t xml:space="preserve">バックエンド REST API との連携</w:t>
-      </w:r>
-    </w:p>
-    <w:p>
-      <w:pPr>
-        <w:pStyle w:val="ListParagraph"/>
-        <w:numPr>
-          <w:ilvl w:val="0"/>
-          <w:numId w:val="2"/>
-        </w:numPr>
-        <w:spacing w:after="80"/>
-      </w:pPr>
-      <w:r>
-        <w:rPr>
-          <w:rFonts w:ascii="Yu Gothic" w:cs="Yu Gothic" w:eastAsia="Yu Gothic" w:hAnsi="Yu Gothic"/>
-          <w:sz w:val="21"/>
-          <w:szCs w:val="21"/>
-        </w:rPr>
-        <w:t xml:space="preserve">Web開発チーム、バックエンドチーム、デザインチーム、プロダクトチームと密に連携し、要件定義から実装・リリースまで一貫して対応</w:t>
-      </w:r>
-    </w:p>
-    <w:p>
-      <w:pPr>
-        <w:pStyle w:val="ListParagraph"/>
-        <w:numPr>
-          <w:ilvl w:val="0"/>
-          <w:numId w:val="2"/>
-        </w:numPr>
-        <w:spacing w:after="80"/>
-      </w:pPr>
-      <w:r>
-        <w:rPr>
-          <w:rFonts w:ascii="Yu Gothic" w:cs="Yu Gothic" w:eastAsia="Yu Gothic" w:hAnsi="Yu Gothic"/>
-          <w:sz w:val="21"/>
-          <w:szCs w:val="21"/>
-        </w:rPr>
-        <w:t xml:space="preserve">Bitbucket・Jiraを用いたチーム開発・タスク管理・コードレビュー</w:t>
-      </w:r>
-    </w:p>
-    <w:p>
-      <w:pPr>
-        <w:pStyle w:val="ListParagraph"/>
-        <w:numPr>
-          <w:ilvl w:val="0"/>
-          <w:numId w:val="2"/>
-        </w:numPr>
-        <w:spacing w:after="80"/>
-      </w:pPr>
-      <w:r>
-        <w:rPr>
-          <w:rFonts w:ascii="Yu Gothic" w:cs="Yu Gothic" w:eastAsia="Yu Gothic" w:hAnsi="Yu Gothic"/>
-          <w:sz w:val="21"/>
-          <w:szCs w:val="21"/>
-        </w:rPr>
-        <w:t xml:space="preserve">Figmaのデザインをもとにした高品質なUI実装</w:t>
-      </w:r>
-    </w:p>
-    <w:p>
-      <w:pPr>
-        <w:pStyle w:val="ListParagraph"/>
-        <w:numPr>
-          <w:ilvl w:val="0"/>
-          <w:numId w:val="2"/>
-        </w:numPr>
-        <w:spacing w:after="80"/>
-      </w:pPr>
-      <w:r>
-        <w:rPr>
-          <w:rFonts w:ascii="Yu Gothic" w:cs="Yu Gothic" w:eastAsia="Yu Gothic" w:hAnsi="Yu Gothic"/>
-          <w:sz w:val="21"/>
-          <w:szCs w:val="21"/>
-        </w:rPr>
-        <w:t xml:space="preserve">Claude Code、Codex等の生成AIコーディングツールを活用し、開発効率を向上</w:t>
+        <w:t xml:space="preserve">React NativeおよびTypeScriptを用いて、本番モバイルアプリを唯一の担当者としてゼロから設計・開発し、iOS App Store／Google Play Storeにてリリース（現在の利用者は1万人以上）</w:t>
+      </w:r>
+    </w:p>
+    <w:p>
+      <w:pPr>
+        <w:pStyle w:val="ListParagraph"/>
+        <w:numPr>
+          <w:ilvl w:val="0"/>
+          <w:numId w:val="2"/>
+        </w:numPr>
+        <w:spacing w:after="80"/>
+      </w:pPr>
+      <w:r>
+        <w:rPr>
+          <w:rFonts w:ascii="Yu Gothic" w:cs="Yu Gothic" w:eastAsia="Yu Gothic" w:hAnsi="Yu Gothic"/>
+          <w:sz w:val="21"/>
+          <w:szCs w:val="21"/>
+        </w:rPr>
+        <w:t xml:space="preserve">ユーザー残高、ギフトカードの購入・利用、通貨変更、ユーザー間送金など、クライアントサイドの全トランザクションフローを実装し、残高状態の整合性を維持</w:t>
+      </w:r>
+    </w:p>
+    <w:p>
+      <w:pPr>
+        <w:pStyle w:val="ListParagraph"/>
+        <w:numPr>
+          <w:ilvl w:val="0"/>
+          <w:numId w:val="2"/>
+        </w:numPr>
+        <w:spacing w:after="80"/>
+      </w:pPr>
+      <w:r>
+        <w:rPr>
+          <w:rFonts w:ascii="Yu Gothic" w:cs="Yu Gothic" w:eastAsia="Yu Gothic" w:hAnsi="Yu Gothic"/>
+          <w:sz w:val="21"/>
+          <w:szCs w:val="21"/>
+        </w:rPr>
+        <w:t xml:space="preserve">プラットフォーム全体（Web＋モバイル）で年間数十万ドル規模を利用する法人顧客に対応。アプリはその主要なコンシューマー向けチャネル</w:t>
+      </w:r>
+    </w:p>
+    <w:p>
+      <w:pPr>
+        <w:pStyle w:val="ListParagraph"/>
+        <w:numPr>
+          <w:ilvl w:val="0"/>
+          <w:numId w:val="2"/>
+        </w:numPr>
+        <w:spacing w:after="80"/>
+      </w:pPr>
+      <w:r>
+        <w:rPr>
+          <w:rFonts w:ascii="Yu Gothic" w:cs="Yu Gothic" w:eastAsia="Yu Gothic" w:hAnsi="Yu Gothic"/>
+          <w:sz w:val="21"/>
+          <w:szCs w:val="21"/>
+        </w:rPr>
+        <w:t xml:space="preserve">製品の高可用性・パフォーマンス要件のうちクライアントサイド部分を6年以上担当。バグ修正・パフォーマンス改善・リリース管理により、クラッシュフリーセッション率99％以上、ストア評価4以上を維持</w:t>
+      </w:r>
+    </w:p>
+    <w:p>
+      <w:pPr>
+        <w:pStyle w:val="ListParagraph"/>
+        <w:numPr>
+          <w:ilvl w:val="0"/>
+          <w:numId w:val="2"/>
+        </w:numPr>
+        <w:spacing w:after="80"/>
+      </w:pPr>
+      <w:r>
+        <w:rPr>
+          <w:rFonts w:ascii="Yu Gothic" w:cs="Yu Gothic" w:eastAsia="Yu Gothic" w:hAnsi="Yu Gothic"/>
+          <w:sz w:val="21"/>
+          <w:szCs w:val="21"/>
+        </w:rPr>
+        <w:t xml:space="preserve">送金・残高・購入を支えるバックエンドREST APIとの連携を実装</w:t>
+      </w:r>
+    </w:p>
+    <w:p>
+      <w:pPr>
+        <w:pStyle w:val="ListParagraph"/>
+        <w:numPr>
+          <w:ilvl w:val="0"/>
+          <w:numId w:val="2"/>
+        </w:numPr>
+        <w:spacing w:after="80"/>
+      </w:pPr>
+      <w:r>
+        <w:rPr>
+          <w:rFonts w:ascii="Yu Gothic" w:cs="Yu Gothic" w:eastAsia="Yu Gothic" w:hAnsi="Yu Gothic"/>
+          <w:sz w:val="21"/>
+          <w:szCs w:val="21"/>
+        </w:rPr>
+        <w:t xml:space="preserve">Web・バックエンド・デザイン・プロダクトの各チームと連携し、Webとモバイルにまたがる機能を開発</w:t>
+      </w:r>
+    </w:p>
+    <w:p>
+      <w:pPr>
+        <w:pStyle w:val="ListParagraph"/>
+        <w:numPr>
+          <w:ilvl w:val="0"/>
+          <w:numId w:val="2"/>
+        </w:numPr>
+        <w:spacing w:after="80"/>
+      </w:pPr>
+      <w:r>
+        <w:rPr>
+          <w:rFonts w:ascii="Yu Gothic" w:cs="Yu Gothic" w:eastAsia="Yu Gothic" w:hAnsi="Yu Gothic"/>
+          <w:sz w:val="21"/>
+          <w:szCs w:val="21"/>
+        </w:rPr>
+        <w:t xml:space="preserve">Figmaのデザインをもとに再利用可能なUIコンポーネントを構築し、クライアントサイドのプッシュ通知を実装</w:t>
+      </w:r>
+    </w:p>
+    <w:p>
+      <w:pPr>
+        <w:pStyle w:val="ListParagraph"/>
+        <w:numPr>
+          <w:ilvl w:val="0"/>
+          <w:numId w:val="2"/>
+        </w:numPr>
+        <w:spacing w:after="80"/>
+      </w:pPr>
+      <w:r>
+        <w:rPr>
+          <w:rFonts w:ascii="Yu Gothic" w:cs="Yu Gothic" w:eastAsia="Yu Gothic" w:hAnsi="Yu Gothic"/>
+          <w:sz w:val="21"/>
+          <w:szCs w:val="21"/>
+        </w:rPr>
+        <w:t xml:space="preserve">チームメンバーのプルリクエストをレビュー（Reduxによる状態管理リファクタリングを含む）</w:t>
+      </w:r>
+    </w:p>
+    <w:p>
+      <w:pPr>
+        <w:pStyle w:val="ListParagraph"/>
+        <w:numPr>
+          <w:ilvl w:val="0"/>
+          <w:numId w:val="2"/>
+        </w:numPr>
+        <w:spacing w:after="80"/>
+      </w:pPr>
+      <w:r>
+        <w:rPr>
+          <w:rFonts w:ascii="Yu Gothic" w:cs="Yu Gothic" w:eastAsia="Yu Gothic" w:hAnsi="Yu Gothic"/>
+          <w:sz w:val="21"/>
+          <w:szCs w:val="21"/>
+        </w:rPr>
+        <w:t xml:space="preserve">Claude Code、Codex等の生成AIコーディングツールを活用し、開発・コードレビューを効率化</w:t>
       </w:r>
     </w:p>
     <w:p>
@@ -321,7 +339,25 @@
           <w:sz w:val="21"/>
           <w:szCs w:val="21"/>
         </w:rPr>
-        <w:t xml:space="preserve">言語・フレームワーク：React Native、TypeScript、JavaScript</w:t>
+        <w:t xml:space="preserve">言語・フレームワーク：React Native（React）、TypeScript、JavaScript（ES6+）</w:t>
+      </w:r>
+    </w:p>
+    <w:p>
+      <w:pPr>
+        <w:pStyle w:val="ListParagraph"/>
+        <w:numPr>
+          <w:ilvl w:val="0"/>
+          <w:numId w:val="2"/>
+        </w:numPr>
+        <w:spacing w:after="80"/>
+      </w:pPr>
+      <w:r>
+        <w:rPr>
+          <w:rFonts w:ascii="Yu Gothic" w:cs="Yu Gothic" w:eastAsia="Yu Gothic" w:hAnsi="Yu Gothic"/>
+          <w:sz w:val="21"/>
+          <w:szCs w:val="21"/>
+        </w:rPr>
+        <w:t xml:space="preserve">状態管理：React Context（実務）、Redux（コードレビューでの経験）</w:t>
       </w:r>
     </w:p>
     <w:p>
@@ -340,6 +376,42 @@
           <w:szCs w:val="21"/>
         </w:rPr>
         <w:t xml:space="preserve">モバイル：iOS／Android 両プラットフォームでの本番アプリ開発・リリース経験（個人で6年以上の運用経験）</w:t>
+      </w:r>
+    </w:p>
+    <w:p>
+      <w:pPr>
+        <w:pStyle w:val="ListParagraph"/>
+        <w:numPr>
+          <w:ilvl w:val="0"/>
+          <w:numId w:val="2"/>
+        </w:numPr>
+        <w:spacing w:after="80"/>
+      </w:pPr>
+      <w:r>
+        <w:rPr>
+          <w:rFonts w:ascii="Yu Gothic" w:cs="Yu Gothic" w:eastAsia="Yu Gothic" w:hAnsi="Yu Gothic"/>
+          <w:sz w:val="21"/>
+          <w:szCs w:val="21"/>
+        </w:rPr>
+        <w:t xml:space="preserve">トランザクションUI：残高・送金・ギフトカード購入・多通貨対応などトランザクション関連のUIフロー実装</w:t>
+      </w:r>
+    </w:p>
+    <w:p>
+      <w:pPr>
+        <w:pStyle w:val="ListParagraph"/>
+        <w:numPr>
+          <w:ilvl w:val="0"/>
+          <w:numId w:val="2"/>
+        </w:numPr>
+        <w:spacing w:after="80"/>
+      </w:pPr>
+      <w:r>
+        <w:rPr>
+          <w:rFonts w:ascii="Yu Gothic" w:cs="Yu Gothic" w:eastAsia="Yu Gothic" w:hAnsi="Yu Gothic"/>
+          <w:sz w:val="21"/>
+          <w:szCs w:val="21"/>
+        </w:rPr>
+        <w:t xml:space="preserve">パフォーマンス：フロントエンドのパフォーマンス最適化、リリース管理</w:t>
       </w:r>
     </w:p>
     <w:p>
@@ -444,7 +516,7 @@
           <w:sz w:val="21"/>
           <w:szCs w:val="21"/>
         </w:rPr>
-        <w:t xml:space="preserve">6年以上にわたり、スタートアップ企業のモバイルアプリ開発を一人で支えてきました。要件定義からリリース、運用保守、さらには後任チームへの技術移管まで、フロントエンド開発の全工程を主体的に推進した経験があります。Web・バックエンド・デザイン・プロダクトなど複数のチームと連携しながら開発を進めるコミュニケーション力にも自信があります。配偶者ビザを保有しており、就労ビザのスポンサーシップは不要です。奈良県在住で、大阪府内への通勤も可能です。</w:t>
+        <w:t xml:space="preserve">6年以上にわたり、トランザクション型リワードプラットフォームのモバイルアプリ開発を唯一のフロントエンド担当者として支えてきました。1万人以上が利用するアプリで、残高・ギフトカード購入・ユーザー間送金といった金銭を扱う機能のクライアントサイドをすべて実装し、クラッシュフリーセッション率99％以上・ストア評価4以上を維持しました。要件定義からリリース、運用保守、さらには後任チームへの技術移管まで、フロントエンド開発の全工程を主体的に推進した経験があります。Web・バックエンド・デザイン・プロダクトなど複数のチームと連携しながら開発を進めるコミュニケーション力にも自信があります。配偶者ビザを保有しており、就労ビザのスポンサーシップは不要です。奈良県在住で、大阪府内への通勤も可能です。</w:t>
       </w:r>
     </w:p>
     <w:p>

--- a/public/resume/shokumu_keirekisho.docx
+++ b/public/resume/shokumu_keirekisho.docx
@@ -4,6 +4,7 @@
   <w:body>
     <w:p>
       <w:pPr>
+        <w:spacing w:after="20" w:line="180" w:lineRule="auto"/>
         <w:jc w:val="left"/>
       </w:pPr>
       <w:r>
@@ -11,36 +12,36 @@
           <w:rFonts w:ascii="Yu Gothic" w:cs="Yu Gothic" w:eastAsia="Yu Gothic" w:hAnsi="Yu Gothic"/>
           <w:b/>
           <w:bCs/>
-          <w:sz w:val="36"/>
-          <w:szCs w:val="36"/>
+          <w:sz w:val="30"/>
+          <w:szCs w:val="30"/>
         </w:rPr>
         <w:t xml:space="preserve">職務経歴書</w:t>
       </w:r>
     </w:p>
     <w:p>
       <w:pPr>
-        <w:spacing w:after="60"/>
+        <w:spacing w:after="0" w:line="180" w:lineRule="auto"/>
         <w:jc w:val="right"/>
       </w:pPr>
       <w:r>
         <w:rPr>
           <w:rFonts w:ascii="Yu Gothic" w:cs="Yu Gothic" w:eastAsia="Yu Gothic" w:hAnsi="Yu Gothic"/>
-          <w:sz w:val="18"/>
-          <w:szCs w:val="18"/>
+          <w:sz w:val="16"/>
+          <w:szCs w:val="16"/>
         </w:rPr>
         <w:t xml:space="preserve">2026年7月23日現在</w:t>
       </w:r>
     </w:p>
     <w:p>
       <w:pPr>
-        <w:spacing w:after="300"/>
+        <w:spacing w:after="60" w:line="180" w:lineRule="auto"/>
         <w:jc w:val="right"/>
       </w:pPr>
       <w:r>
         <w:rPr>
           <w:rFonts w:ascii="Yu Gothic" w:cs="Yu Gothic" w:eastAsia="Yu Gothic" w:hAnsi="Yu Gothic"/>
-          <w:sz w:val="21"/>
-          <w:szCs w:val="21"/>
+          <w:sz w:val="20"/>
+          <w:szCs w:val="20"/>
         </w:rPr>
         <w:t xml:space="preserve">氏名：Ciaran Fontein（キラン・フォンテイン）</w:t>
       </w:r>
@@ -50,32 +51,32 @@
         <w:pBdr>
           <w:bottom w:val="single" w:color="2E2E2E" w:sz="6" w:space="4"/>
         </w:pBdr>
-        <w:spacing w:after="140" w:before="320"/>
+        <w:spacing w:after="40" w:before="100" w:line="180" w:lineRule="auto"/>
       </w:pPr>
       <w:r>
         <w:rPr>
           <w:rFonts w:ascii="Yu Gothic" w:cs="Yu Gothic" w:eastAsia="Yu Gothic" w:hAnsi="Yu Gothic"/>
           <w:b/>
           <w:bCs/>
-          <w:sz w:val="26"/>
-          <w:szCs w:val="26"/>
+          <w:sz w:val="23"/>
+          <w:szCs w:val="23"/>
         </w:rPr>
         <w:t xml:space="preserve">職務要約</w:t>
       </w:r>
     </w:p>
     <w:p>
       <w:pPr>
-        <w:spacing w:after="100"/>
+        <w:spacing w:after="40" w:line="180" w:lineRule="auto"/>
       </w:pPr>
       <w:r>
         <w:rPr>
           <w:rFonts w:ascii="Yu Gothic" w:cs="Yu Gothic" w:eastAsia="Yu Gothic" w:hAnsi="Yu Gothic"/>
           <w:b w:val="false"/>
           <w:bCs w:val="false"/>
-          <w:sz w:val="21"/>
-          <w:szCs w:val="21"/>
-        </w:rPr>
-        <w:t xml:space="preserve">2020年3月から2026年7月まで、カナダのGuusto Gifts Inc.にて業務委託のフロントエンドエンジニアとして勤務。ユーザーが残高を保有し、ギフトカードの購入・利用やユーザー間の送金を行うトランザクション型の従業員リワードプラットフォームにおいて、React Native（React＋TypeScript）製モバイルアプリを唯一のフロントエンド担当者としてゼロから開発し、iOS／Android向けに本番リリース・運用を継続。利用者は1万人以上、クラッシュフリーセッション率99％以上、ストア評価4以上を維持した。契約終了直前の3ヶ月間は後任開発チームへの技術移管・トレーニングも担当した。</w:t>
+          <w:sz w:val="20"/>
+          <w:szCs w:val="20"/>
+        </w:rPr>
+        <w:t xml:space="preserve">2020年3月から2026年7月まで、カナダのGuusto Gifts Inc.にて業務委託のフロントエンドエンジニアとして勤務。ユーザーが残高を保有し、ギフトカードの購入・利用やユーザー間の送金を行うトランザクション型の従業員リワードプラットフォームにおいて、React Native（React＋TypeScript）製モバイルアプリを唯一のフロントエンド担当者としてゼロから開発し、iOS／Android向けに本番リリース・運用を継続。利用者は1万人以上、クラッシュフリーセッション率99％以上、ストア評価4以上を維持した。</w:t>
       </w:r>
     </w:p>
     <w:p>
@@ -83,45 +84,45 @@
         <w:pBdr>
           <w:bottom w:val="single" w:color="2E2E2E" w:sz="6" w:space="4"/>
         </w:pBdr>
-        <w:spacing w:after="140" w:before="320"/>
+        <w:spacing w:after="40" w:before="100" w:line="180" w:lineRule="auto"/>
       </w:pPr>
       <w:r>
         <w:rPr>
           <w:rFonts w:ascii="Yu Gothic" w:cs="Yu Gothic" w:eastAsia="Yu Gothic" w:hAnsi="Yu Gothic"/>
           <w:b/>
           <w:bCs/>
-          <w:sz w:val="26"/>
-          <w:szCs w:val="26"/>
+          <w:sz w:val="23"/>
+          <w:szCs w:val="23"/>
         </w:rPr>
         <w:t xml:space="preserve">職務経歴</w:t>
       </w:r>
     </w:p>
     <w:p>
       <w:pPr>
-        <w:spacing w:after="60"/>
+        <w:spacing w:after="20" w:line="180" w:lineRule="auto"/>
       </w:pPr>
       <w:r>
         <w:rPr>
           <w:rFonts w:ascii="Yu Gothic" w:cs="Yu Gothic" w:eastAsia="Yu Gothic" w:hAnsi="Yu Gothic"/>
           <w:b/>
           <w:bCs/>
-          <w:sz w:val="21"/>
-          <w:szCs w:val="21"/>
+          <w:sz w:val="20"/>
+          <w:szCs w:val="20"/>
         </w:rPr>
         <w:t xml:space="preserve">2020年3月 ～ 2026年7月　Guusto Gifts Inc.（カナダ／業務委託・リモート勤務）</w:t>
       </w:r>
     </w:p>
     <w:p>
       <w:pPr>
-        <w:spacing w:after="140"/>
+        <w:spacing w:after="50" w:line="180" w:lineRule="auto"/>
       </w:pPr>
       <w:r>
         <w:rPr>
           <w:rFonts w:ascii="Yu Gothic" w:cs="Yu Gothic" w:eastAsia="Yu Gothic" w:hAnsi="Yu Gothic"/>
           <w:b/>
           <w:bCs/>
-          <w:sz w:val="21"/>
-          <w:szCs w:val="21"/>
+          <w:sz w:val="20"/>
+          <w:szCs w:val="20"/>
         </w:rPr>
         <w:t xml:space="preserve">フロントエンドエンジニア（唯一の担当者）</w:t>
       </w:r>
@@ -133,13 +134,13 @@
           <w:ilvl w:val="0"/>
           <w:numId w:val="2"/>
         </w:numPr>
-        <w:spacing w:after="80"/>
-      </w:pPr>
-      <w:r>
-        <w:rPr>
-          <w:rFonts w:ascii="Yu Gothic" w:cs="Yu Gothic" w:eastAsia="Yu Gothic" w:hAnsi="Yu Gothic"/>
-          <w:sz w:val="21"/>
-          <w:szCs w:val="21"/>
+        <w:spacing w:after="10" w:line="180" w:lineRule="auto"/>
+      </w:pPr>
+      <w:r>
+        <w:rPr>
+          <w:rFonts w:ascii="Yu Gothic" w:cs="Yu Gothic" w:eastAsia="Yu Gothic" w:hAnsi="Yu Gothic"/>
+          <w:sz w:val="20"/>
+          <w:szCs w:val="20"/>
         </w:rPr>
         <w:t xml:space="preserve">React NativeおよびTypeScriptを用いて、本番モバイルアプリを唯一の担当者としてゼロから設計・開発し、iOS App Store／Google Play Storeにてリリース（現在の利用者は1万人以上）</w:t>
       </w:r>
@@ -151,13 +152,13 @@
           <w:ilvl w:val="0"/>
           <w:numId w:val="2"/>
         </w:numPr>
-        <w:spacing w:after="80"/>
-      </w:pPr>
-      <w:r>
-        <w:rPr>
-          <w:rFonts w:ascii="Yu Gothic" w:cs="Yu Gothic" w:eastAsia="Yu Gothic" w:hAnsi="Yu Gothic"/>
-          <w:sz w:val="21"/>
-          <w:szCs w:val="21"/>
+        <w:spacing w:after="10" w:line="180" w:lineRule="auto"/>
+      </w:pPr>
+      <w:r>
+        <w:rPr>
+          <w:rFonts w:ascii="Yu Gothic" w:cs="Yu Gothic" w:eastAsia="Yu Gothic" w:hAnsi="Yu Gothic"/>
+          <w:sz w:val="20"/>
+          <w:szCs w:val="20"/>
         </w:rPr>
         <w:t xml:space="preserve">ユーザー残高、ギフトカードの購入・利用、通貨変更、ユーザー間送金など、クライアントサイドの全トランザクションフローを実装し、残高状態の整合性を維持</w:t>
       </w:r>
@@ -169,13 +170,13 @@
           <w:ilvl w:val="0"/>
           <w:numId w:val="2"/>
         </w:numPr>
-        <w:spacing w:after="80"/>
-      </w:pPr>
-      <w:r>
-        <w:rPr>
-          <w:rFonts w:ascii="Yu Gothic" w:cs="Yu Gothic" w:eastAsia="Yu Gothic" w:hAnsi="Yu Gothic"/>
-          <w:sz w:val="21"/>
-          <w:szCs w:val="21"/>
+        <w:spacing w:after="10" w:line="180" w:lineRule="auto"/>
+      </w:pPr>
+      <w:r>
+        <w:rPr>
+          <w:rFonts w:ascii="Yu Gothic" w:cs="Yu Gothic" w:eastAsia="Yu Gothic" w:hAnsi="Yu Gothic"/>
+          <w:sz w:val="20"/>
+          <w:szCs w:val="20"/>
         </w:rPr>
         <w:t xml:space="preserve">プラットフォーム全体（Web＋モバイル）で年間数十万ドル規模を利用する法人顧客に対応。アプリはその主要なコンシューマー向けチャネル</w:t>
       </w:r>
@@ -187,13 +188,13 @@
           <w:ilvl w:val="0"/>
           <w:numId w:val="2"/>
         </w:numPr>
-        <w:spacing w:after="80"/>
-      </w:pPr>
-      <w:r>
-        <w:rPr>
-          <w:rFonts w:ascii="Yu Gothic" w:cs="Yu Gothic" w:eastAsia="Yu Gothic" w:hAnsi="Yu Gothic"/>
-          <w:sz w:val="21"/>
-          <w:szCs w:val="21"/>
+        <w:spacing w:after="10" w:line="180" w:lineRule="auto"/>
+      </w:pPr>
+      <w:r>
+        <w:rPr>
+          <w:rFonts w:ascii="Yu Gothic" w:cs="Yu Gothic" w:eastAsia="Yu Gothic" w:hAnsi="Yu Gothic"/>
+          <w:sz w:val="20"/>
+          <w:szCs w:val="20"/>
         </w:rPr>
         <w:t xml:space="preserve">製品の高可用性・パフォーマンス要件のうちクライアントサイド部分を6年以上担当。バグ修正・パフォーマンス改善・リリース管理により、クラッシュフリーセッション率99％以上、ストア評価4以上を維持</w:t>
       </w:r>
@@ -205,13 +206,13 @@
           <w:ilvl w:val="0"/>
           <w:numId w:val="2"/>
         </w:numPr>
-        <w:spacing w:after="80"/>
-      </w:pPr>
-      <w:r>
-        <w:rPr>
-          <w:rFonts w:ascii="Yu Gothic" w:cs="Yu Gothic" w:eastAsia="Yu Gothic" w:hAnsi="Yu Gothic"/>
-          <w:sz w:val="21"/>
-          <w:szCs w:val="21"/>
+        <w:spacing w:after="10" w:line="180" w:lineRule="auto"/>
+      </w:pPr>
+      <w:r>
+        <w:rPr>
+          <w:rFonts w:ascii="Yu Gothic" w:cs="Yu Gothic" w:eastAsia="Yu Gothic" w:hAnsi="Yu Gothic"/>
+          <w:sz w:val="20"/>
+          <w:szCs w:val="20"/>
         </w:rPr>
         <w:t xml:space="preserve">送金・残高・購入を支えるバックエンドREST APIとの連携を実装</w:t>
       </w:r>
@@ -223,13 +224,13 @@
           <w:ilvl w:val="0"/>
           <w:numId w:val="2"/>
         </w:numPr>
-        <w:spacing w:after="80"/>
-      </w:pPr>
-      <w:r>
-        <w:rPr>
-          <w:rFonts w:ascii="Yu Gothic" w:cs="Yu Gothic" w:eastAsia="Yu Gothic" w:hAnsi="Yu Gothic"/>
-          <w:sz w:val="21"/>
-          <w:szCs w:val="21"/>
+        <w:spacing w:after="10" w:line="180" w:lineRule="auto"/>
+      </w:pPr>
+      <w:r>
+        <w:rPr>
+          <w:rFonts w:ascii="Yu Gothic" w:cs="Yu Gothic" w:eastAsia="Yu Gothic" w:hAnsi="Yu Gothic"/>
+          <w:sz w:val="20"/>
+          <w:szCs w:val="20"/>
         </w:rPr>
         <w:t xml:space="preserve">Web・バックエンド・デザイン・プロダクトの各チームと連携し、Webとモバイルにまたがる機能を開発</w:t>
       </w:r>
@@ -241,13 +242,13 @@
           <w:ilvl w:val="0"/>
           <w:numId w:val="2"/>
         </w:numPr>
-        <w:spacing w:after="80"/>
-      </w:pPr>
-      <w:r>
-        <w:rPr>
-          <w:rFonts w:ascii="Yu Gothic" w:cs="Yu Gothic" w:eastAsia="Yu Gothic" w:hAnsi="Yu Gothic"/>
-          <w:sz w:val="21"/>
-          <w:szCs w:val="21"/>
+        <w:spacing w:after="10" w:line="180" w:lineRule="auto"/>
+      </w:pPr>
+      <w:r>
+        <w:rPr>
+          <w:rFonts w:ascii="Yu Gothic" w:cs="Yu Gothic" w:eastAsia="Yu Gothic" w:hAnsi="Yu Gothic"/>
+          <w:sz w:val="20"/>
+          <w:szCs w:val="20"/>
         </w:rPr>
         <w:t xml:space="preserve">Figmaのデザインをもとに再利用可能なUIコンポーネントを構築し、クライアントサイドのプッシュ通知を実装</w:t>
       </w:r>
@@ -259,13 +260,13 @@
           <w:ilvl w:val="0"/>
           <w:numId w:val="2"/>
         </w:numPr>
-        <w:spacing w:after="80"/>
-      </w:pPr>
-      <w:r>
-        <w:rPr>
-          <w:rFonts w:ascii="Yu Gothic" w:cs="Yu Gothic" w:eastAsia="Yu Gothic" w:hAnsi="Yu Gothic"/>
-          <w:sz w:val="21"/>
-          <w:szCs w:val="21"/>
+        <w:spacing w:after="10" w:line="180" w:lineRule="auto"/>
+      </w:pPr>
+      <w:r>
+        <w:rPr>
+          <w:rFonts w:ascii="Yu Gothic" w:cs="Yu Gothic" w:eastAsia="Yu Gothic" w:hAnsi="Yu Gothic"/>
+          <w:sz w:val="20"/>
+          <w:szCs w:val="20"/>
         </w:rPr>
         <w:t xml:space="preserve">チームメンバーのプルリクエストをレビュー（Reduxによる状態管理リファクタリングを含む）</w:t>
       </w:r>
@@ -277,13 +278,13 @@
           <w:ilvl w:val="0"/>
           <w:numId w:val="2"/>
         </w:numPr>
-        <w:spacing w:after="80"/>
-      </w:pPr>
-      <w:r>
-        <w:rPr>
-          <w:rFonts w:ascii="Yu Gothic" w:cs="Yu Gothic" w:eastAsia="Yu Gothic" w:hAnsi="Yu Gothic"/>
-          <w:sz w:val="21"/>
-          <w:szCs w:val="21"/>
+        <w:spacing w:after="10" w:line="180" w:lineRule="auto"/>
+      </w:pPr>
+      <w:r>
+        <w:rPr>
+          <w:rFonts w:ascii="Yu Gothic" w:cs="Yu Gothic" w:eastAsia="Yu Gothic" w:hAnsi="Yu Gothic"/>
+          <w:sz w:val="20"/>
+          <w:szCs w:val="20"/>
         </w:rPr>
         <w:t xml:space="preserve">Claude Code、Codex等の生成AIコーディングツールを活用し、開発・コードレビューを効率化</w:t>
       </w:r>
@@ -295,13 +296,13 @@
           <w:ilvl w:val="0"/>
           <w:numId w:val="2"/>
         </w:numPr>
-        <w:spacing w:after="80"/>
-      </w:pPr>
-      <w:r>
-        <w:rPr>
-          <w:rFonts w:ascii="Yu Gothic" w:cs="Yu Gothic" w:eastAsia="Yu Gothic" w:hAnsi="Yu Gothic"/>
-          <w:sz w:val="21"/>
-          <w:szCs w:val="21"/>
+        <w:spacing w:after="10" w:line="180" w:lineRule="auto"/>
+      </w:pPr>
+      <w:r>
+        <w:rPr>
+          <w:rFonts w:ascii="Yu Gothic" w:cs="Yu Gothic" w:eastAsia="Yu Gothic" w:hAnsi="Yu Gothic"/>
+          <w:sz w:val="20"/>
+          <w:szCs w:val="20"/>
         </w:rPr>
         <w:t xml:space="preserve">契約終了前の3ヶ月間、カナダ本社とのタイムゾーンの近さを理由とした体制変更により、後任となるブラジル人開発チームへの技術移管・トレーニングを実施</w:t>
       </w:r>
@@ -311,15 +312,15 @@
         <w:pBdr>
           <w:bottom w:val="single" w:color="2E2E2E" w:sz="6" w:space="4"/>
         </w:pBdr>
-        <w:spacing w:after="140" w:before="320"/>
+        <w:spacing w:after="40" w:before="100" w:line="180" w:lineRule="auto"/>
       </w:pPr>
       <w:r>
         <w:rPr>
           <w:rFonts w:ascii="Yu Gothic" w:cs="Yu Gothic" w:eastAsia="Yu Gothic" w:hAnsi="Yu Gothic"/>
           <w:b/>
           <w:bCs/>
-          <w:sz w:val="26"/>
-          <w:szCs w:val="26"/>
+          <w:sz w:val="23"/>
+          <w:szCs w:val="23"/>
         </w:rPr>
         <w:t xml:space="preserve">活かせる経験・スキル</w:t>
       </w:r>
@@ -331,13 +332,13 @@
           <w:ilvl w:val="0"/>
           <w:numId w:val="2"/>
         </w:numPr>
-        <w:spacing w:after="80"/>
-      </w:pPr>
-      <w:r>
-        <w:rPr>
-          <w:rFonts w:ascii="Yu Gothic" w:cs="Yu Gothic" w:eastAsia="Yu Gothic" w:hAnsi="Yu Gothic"/>
-          <w:sz w:val="21"/>
-          <w:szCs w:val="21"/>
+        <w:spacing w:after="10" w:line="180" w:lineRule="auto"/>
+      </w:pPr>
+      <w:r>
+        <w:rPr>
+          <w:rFonts w:ascii="Yu Gothic" w:cs="Yu Gothic" w:eastAsia="Yu Gothic" w:hAnsi="Yu Gothic"/>
+          <w:sz w:val="20"/>
+          <w:szCs w:val="20"/>
         </w:rPr>
         <w:t xml:space="preserve">言語・フレームワーク：React Native（React）、TypeScript、JavaScript（ES6+）</w:t>
       </w:r>
@@ -349,13 +350,13 @@
           <w:ilvl w:val="0"/>
           <w:numId w:val="2"/>
         </w:numPr>
-        <w:spacing w:after="80"/>
-      </w:pPr>
-      <w:r>
-        <w:rPr>
-          <w:rFonts w:ascii="Yu Gothic" w:cs="Yu Gothic" w:eastAsia="Yu Gothic" w:hAnsi="Yu Gothic"/>
-          <w:sz w:val="21"/>
-          <w:szCs w:val="21"/>
+        <w:spacing w:after="10" w:line="180" w:lineRule="auto"/>
+      </w:pPr>
+      <w:r>
+        <w:rPr>
+          <w:rFonts w:ascii="Yu Gothic" w:cs="Yu Gothic" w:eastAsia="Yu Gothic" w:hAnsi="Yu Gothic"/>
+          <w:sz w:val="20"/>
+          <w:szCs w:val="20"/>
         </w:rPr>
         <w:t xml:space="preserve">状態管理：React Context（実務）、Redux（コードレビューでの経験）</w:t>
       </w:r>
@@ -367,13 +368,13 @@
           <w:ilvl w:val="0"/>
           <w:numId w:val="2"/>
         </w:numPr>
-        <w:spacing w:after="80"/>
-      </w:pPr>
-      <w:r>
-        <w:rPr>
-          <w:rFonts w:ascii="Yu Gothic" w:cs="Yu Gothic" w:eastAsia="Yu Gothic" w:hAnsi="Yu Gothic"/>
-          <w:sz w:val="21"/>
-          <w:szCs w:val="21"/>
+        <w:spacing w:after="10" w:line="180" w:lineRule="auto"/>
+      </w:pPr>
+      <w:r>
+        <w:rPr>
+          <w:rFonts w:ascii="Yu Gothic" w:cs="Yu Gothic" w:eastAsia="Yu Gothic" w:hAnsi="Yu Gothic"/>
+          <w:sz w:val="20"/>
+          <w:szCs w:val="20"/>
         </w:rPr>
         <w:t xml:space="preserve">モバイル：iOS／Android 両プラットフォームでの本番アプリ開発・リリース経験（個人で6年以上の運用経験）</w:t>
       </w:r>
@@ -385,13 +386,13 @@
           <w:ilvl w:val="0"/>
           <w:numId w:val="2"/>
         </w:numPr>
-        <w:spacing w:after="80"/>
-      </w:pPr>
-      <w:r>
-        <w:rPr>
-          <w:rFonts w:ascii="Yu Gothic" w:cs="Yu Gothic" w:eastAsia="Yu Gothic" w:hAnsi="Yu Gothic"/>
-          <w:sz w:val="21"/>
-          <w:szCs w:val="21"/>
+        <w:spacing w:after="10" w:line="180" w:lineRule="auto"/>
+      </w:pPr>
+      <w:r>
+        <w:rPr>
+          <w:rFonts w:ascii="Yu Gothic" w:cs="Yu Gothic" w:eastAsia="Yu Gothic" w:hAnsi="Yu Gothic"/>
+          <w:sz w:val="20"/>
+          <w:szCs w:val="20"/>
         </w:rPr>
         <w:t xml:space="preserve">トランザクションUI：残高・送金・ギフトカード購入・多通貨対応などトランザクション関連のUIフロー実装</w:t>
       </w:r>
@@ -403,13 +404,13 @@
           <w:ilvl w:val="0"/>
           <w:numId w:val="2"/>
         </w:numPr>
-        <w:spacing w:after="80"/>
-      </w:pPr>
-      <w:r>
-        <w:rPr>
-          <w:rFonts w:ascii="Yu Gothic" w:cs="Yu Gothic" w:eastAsia="Yu Gothic" w:hAnsi="Yu Gothic"/>
-          <w:sz w:val="21"/>
-          <w:szCs w:val="21"/>
+        <w:spacing w:after="10" w:line="180" w:lineRule="auto"/>
+      </w:pPr>
+      <w:r>
+        <w:rPr>
+          <w:rFonts w:ascii="Yu Gothic" w:cs="Yu Gothic" w:eastAsia="Yu Gothic" w:hAnsi="Yu Gothic"/>
+          <w:sz w:val="20"/>
+          <w:szCs w:val="20"/>
         </w:rPr>
         <w:t xml:space="preserve">パフォーマンス：フロントエンドのパフォーマンス最適化、リリース管理</w:t>
       </w:r>
@@ -421,13 +422,13 @@
           <w:ilvl w:val="0"/>
           <w:numId w:val="2"/>
         </w:numPr>
-        <w:spacing w:after="80"/>
-      </w:pPr>
-      <w:r>
-        <w:rPr>
-          <w:rFonts w:ascii="Yu Gothic" w:cs="Yu Gothic" w:eastAsia="Yu Gothic" w:hAnsi="Yu Gothic"/>
-          <w:sz w:val="21"/>
-          <w:szCs w:val="21"/>
+        <w:spacing w:after="10" w:line="180" w:lineRule="auto"/>
+      </w:pPr>
+      <w:r>
+        <w:rPr>
+          <w:rFonts w:ascii="Yu Gothic" w:cs="Yu Gothic" w:eastAsia="Yu Gothic" w:hAnsi="Yu Gothic"/>
+          <w:sz w:val="20"/>
+          <w:szCs w:val="20"/>
         </w:rPr>
         <w:t xml:space="preserve">ツール：Git、Bitbucket、Jira、VSCode、Figma</w:t>
       </w:r>
@@ -439,13 +440,13 @@
           <w:ilvl w:val="0"/>
           <w:numId w:val="2"/>
         </w:numPr>
-        <w:spacing w:after="80"/>
-      </w:pPr>
-      <w:r>
-        <w:rPr>
-          <w:rFonts w:ascii="Yu Gothic" w:cs="Yu Gothic" w:eastAsia="Yu Gothic" w:hAnsi="Yu Gothic"/>
-          <w:sz w:val="21"/>
-          <w:szCs w:val="21"/>
+        <w:spacing w:after="10" w:line="180" w:lineRule="auto"/>
+      </w:pPr>
+      <w:r>
+        <w:rPr>
+          <w:rFonts w:ascii="Yu Gothic" w:cs="Yu Gothic" w:eastAsia="Yu Gothic" w:hAnsi="Yu Gothic"/>
+          <w:sz w:val="20"/>
+          <w:szCs w:val="20"/>
         </w:rPr>
         <w:t xml:space="preserve">AIコーディングツール：Claude Code、Codex</w:t>
       </w:r>
@@ -457,31 +458,31 @@
           <w:ilvl w:val="0"/>
           <w:numId w:val="2"/>
         </w:numPr>
-        <w:spacing w:after="80"/>
-      </w:pPr>
-      <w:r>
-        <w:rPr>
-          <w:rFonts w:ascii="Yu Gothic" w:cs="Yu Gothic" w:eastAsia="Yu Gothic" w:hAnsi="Yu Gothic"/>
-          <w:sz w:val="21"/>
-          <w:szCs w:val="21"/>
-        </w:rPr>
-        <w:t xml:space="preserve">その他：クライアントサイドのプッシュ通知実装、クロスファンクショナルチーム協業（Web・バックエンド・デザイン・プロダクト）、後任チームへの技術移管・トレーニング経験</w:t>
-      </w:r>
-    </w:p>
-    <w:p>
-      <w:pPr>
-        <w:pStyle w:val="ListParagraph"/>
-        <w:numPr>
-          <w:ilvl w:val="0"/>
-          <w:numId w:val="2"/>
-        </w:numPr>
-        <w:spacing w:after="80"/>
-      </w:pPr>
-      <w:r>
-        <w:rPr>
-          <w:rFonts w:ascii="Yu Gothic" w:cs="Yu Gothic" w:eastAsia="Yu Gothic" w:hAnsi="Yu Gothic"/>
-          <w:sz w:val="21"/>
-          <w:szCs w:val="21"/>
+        <w:spacing w:after="10" w:line="180" w:lineRule="auto"/>
+      </w:pPr>
+      <w:r>
+        <w:rPr>
+          <w:rFonts w:ascii="Yu Gothic" w:cs="Yu Gothic" w:eastAsia="Yu Gothic" w:hAnsi="Yu Gothic"/>
+          <w:sz w:val="20"/>
+          <w:szCs w:val="20"/>
+        </w:rPr>
+        <w:t xml:space="preserve">その他：クライアントサイドのプッシュ通知実装、後任チームへの技術移管・トレーニング経験</w:t>
+      </w:r>
+    </w:p>
+    <w:p>
+      <w:pPr>
+        <w:pStyle w:val="ListParagraph"/>
+        <w:numPr>
+          <w:ilvl w:val="0"/>
+          <w:numId w:val="2"/>
+        </w:numPr>
+        <w:spacing w:after="10" w:line="180" w:lineRule="auto"/>
+      </w:pPr>
+      <w:r>
+        <w:rPr>
+          <w:rFonts w:ascii="Yu Gothic" w:cs="Yu Gothic" w:eastAsia="Yu Gothic" w:hAnsi="Yu Gothic"/>
+          <w:sz w:val="20"/>
+          <w:szCs w:val="20"/>
         </w:rPr>
         <w:t xml:space="preserve">言語：英語（ネイティブ）、日本語（学習中）</w:t>
       </w:r>
@@ -491,50 +492,51 @@
         <w:pBdr>
           <w:bottom w:val="single" w:color="2E2E2E" w:sz="6" w:space="4"/>
         </w:pBdr>
-        <w:spacing w:after="140" w:before="320"/>
+        <w:spacing w:after="40" w:before="100" w:line="180" w:lineRule="auto"/>
       </w:pPr>
       <w:r>
         <w:rPr>
           <w:rFonts w:ascii="Yu Gothic" w:cs="Yu Gothic" w:eastAsia="Yu Gothic" w:hAnsi="Yu Gothic"/>
           <w:b/>
           <w:bCs/>
-          <w:sz w:val="26"/>
-          <w:szCs w:val="26"/>
+          <w:sz w:val="23"/>
+          <w:szCs w:val="23"/>
         </w:rPr>
         <w:t xml:space="preserve">自己PR</w:t>
       </w:r>
     </w:p>
     <w:p>
       <w:pPr>
-        <w:spacing w:after="200"/>
+        <w:spacing w:after="60" w:line="180" w:lineRule="auto"/>
       </w:pPr>
       <w:r>
         <w:rPr>
           <w:rFonts w:ascii="Yu Gothic" w:cs="Yu Gothic" w:eastAsia="Yu Gothic" w:hAnsi="Yu Gothic"/>
           <w:b w:val="false"/>
           <w:bCs w:val="false"/>
-          <w:sz w:val="21"/>
-          <w:szCs w:val="21"/>
-        </w:rPr>
-        <w:t xml:space="preserve">6年以上にわたり、トランザクション型リワードプラットフォームのモバイルアプリ開発を唯一のフロントエンド担当者として支えてきました。1万人以上が利用するアプリで、残高・ギフトカード購入・ユーザー間送金といった金銭を扱う機能のクライアントサイドをすべて実装し、クラッシュフリーセッション率99％以上・ストア評価4以上を維持しました。要件定義からリリース、運用保守、さらには後任チームへの技術移管まで、フロントエンド開発の全工程を主体的に推進した経験があります。Web・バックエンド・デザイン・プロダクトなど複数のチームと連携しながら開発を進めるコミュニケーション力にも自信があります。配偶者ビザを保有しており、就労ビザのスポンサーシップは不要です。奈良県在住で、大阪府内への通勤も可能です。</w:t>
-      </w:r>
-    </w:p>
-    <w:p>
-      <w:pPr>
+          <w:sz w:val="20"/>
+          <w:szCs w:val="20"/>
+        </w:rPr>
+        <w:t xml:space="preserve">6年以上にわたり、トランザクション型リワードプラットフォームのモバイルアプリ開発を唯一のフロントエンド担当者として支えてきました。1万人以上が利用するアプリで、残高・ギフトカード購入・ユーザー間送金といった金銭を扱う機能のクライアントサイドをすべて実装し、クラッシュフリーセッション率99％以上・ストア評価4以上を維持しました。要件定義からリリース、運用保守、さらには後任チームへの技術移管まで、フロントエンド開発の全工程を主体的に推進した経験があります。配偶者ビザを保有しており、就労ビザのスポンサーシップは不要です。奈良県在住で、大阪府内への通勤も可能です。</w:t>
+      </w:r>
+    </w:p>
+    <w:p>
+      <w:pPr>
+        <w:spacing w:after="0" w:line="180" w:lineRule="auto"/>
         <w:jc w:val="right"/>
       </w:pPr>
       <w:r>
         <w:rPr>
           <w:rFonts w:ascii="Yu Gothic" w:cs="Yu Gothic" w:eastAsia="Yu Gothic" w:hAnsi="Yu Gothic"/>
-          <w:sz w:val="21"/>
-          <w:szCs w:val="21"/>
+          <w:sz w:val="20"/>
+          <w:szCs w:val="20"/>
         </w:rPr>
         <w:t xml:space="preserve">以上</w:t>
       </w:r>
     </w:p>
     <w:sectPr>
       <w:pgSz w:w="11906" w:h="16838" w:orient="portrait"/>
-      <w:pgMar w:top="1000" w:right="1440" w:bottom="1000" w:left="1440" w:header="708" w:footer="708" w:gutter="0"/>
+      <w:pgMar w:top="460" w:right="960" w:bottom="460" w:left="960" w:header="708" w:footer="708" w:gutter="0"/>
       <w:pgNumType/>
       <w:docGrid w:linePitch="360"/>
     </w:sectPr>

--- a/public/resume/shokumu_keirekisho.docx
+++ b/public/resume/shokumu_keirekisho.docx
@@ -29,7 +29,7 @@
           <w:sz w:val="16"/>
           <w:szCs w:val="16"/>
         </w:rPr>
-        <w:t xml:space="preserve">2026年7月23日現在</w:t>
+        <w:t xml:space="preserve">2026年8月1日現在</w:t>
       </w:r>
     </w:p>
     <w:p>
@@ -76,7 +76,7 @@
           <w:sz w:val="20"/>
           <w:szCs w:val="20"/>
         </w:rPr>
-        <w:t xml:space="preserve">2020年3月から2026年7月まで、カナダのGuusto Gifts Inc.にて業務委託のフロントエンドエンジニアとして勤務。ユーザーが残高を保有し、ギフトカードの購入・利用やユーザー間の送金を行うトランザクション型の従業員リワードプラットフォームにおいて、React Native（React＋TypeScript）製モバイルアプリを唯一のフロントエンド担当者としてゼロから開発し、iOS／Android向けに本番リリース・運用を継続。利用者は1万人以上、クラッシュフリーセッション率99％以上、ストア評価4以上を維持した。</w:t>
+        <w:t xml:space="preserve">2020年3月から2026年6月まで、カナダのGuusto Gifts Inc.にて業務委託のフロントエンドエンジニアとして勤務。ユーザーが残高を保有し、ギフトカードの購入・利用やユーザー間の送金を行うトランザクション型の従業員リワードプラットフォームにおいて、React Native（React＋TypeScript）製モバイルアプリを唯一のフロントエンド担当者としてゼロから開発し、iOS／Android向けに本番リリース・運用を継続。利用者は1万人以上、クラッシュフリーセッション率99％以上、ストア評価4以上を維持した。</w:t>
       </w:r>
     </w:p>
     <w:p>
@@ -109,7 +109,7 @@
           <w:sz w:val="20"/>
           <w:szCs w:val="20"/>
         </w:rPr>
-        <w:t xml:space="preserve">2020年3月 ～ 2026年7月　Guusto Gifts Inc.（カナダ／業務委託・リモート勤務）</w:t>
+        <w:t xml:space="preserve">2020年3月 ～ 2026年6月　Guusto Gifts Inc.（カナダ／業務委託・リモート勤務）</w:t>
       </w:r>
     </w:p>
     <w:p>
